--- a/templates/editorial_info_template.docx
+++ b/templates/editorial_info_template.docx
@@ -380,72 +380,6 @@
                 <w:rFonts w:ascii="Times New Roman" w:eastAsia="NSimSun" w:hAnsi="Times New Roman" w:cs="Times New Roman"/>
               </w:rPr>
               <w:t>邱詠恩</w:t>
-            </w:r>
-          </w:p>
-          <w:p>
-            <w:pPr>
-              <w:pStyle w:val="ab"/>
-              <w:spacing w:line="300" w:lineRule="auto"/>
-              <w:ind w:leftChars="0" w:left="0"/>
-              <w:rPr>
-                <w:rFonts w:ascii="Times New Roman" w:hAnsi="Times New Roman" w:cs="Times New Roman"/>
-              </w:rPr>
-            </w:pPr>
-            <w:r>
-              <w:rPr>
-                <w:rFonts w:ascii="Times New Roman" w:hAnsi="Times New Roman" w:cs="Times New Roman"/>
-              </w:rPr>
-              <w:t>In</w:t>
-            </w:r>
-            <w:r>
-              <w:rPr>
-                <w:rFonts w:ascii="Times New Roman" w:hAnsi="Times New Roman" w:cs="Times New Roman"/>
-              </w:rPr>
-              <w:t>s</w:t>
-            </w:r>
-            <w:r>
-              <w:rPr>
-                <w:rFonts w:ascii="Times New Roman" w:hAnsi="Times New Roman" w:cs="Times New Roman"/>
-              </w:rPr>
-              <w:t>tagram</w:t>
-            </w:r>
-            <w:r>
-              <w:rPr>
-                <w:rFonts w:ascii="Times New Roman" w:hAnsi="Times New Roman" w:cs="Times New Roman"/>
-              </w:rPr>
-              <w:t>、</w:t>
-            </w:r>
-            <w:r>
-              <w:rPr>
-                <w:rFonts w:ascii="Times New Roman" w:hAnsi="Times New Roman" w:cs="Times New Roman"/>
-              </w:rPr>
-              <w:t>Threads</w:t>
-            </w:r>
-            <w:proofErr w:type="gramStart"/>
-            <w:r>
-              <w:rPr>
-                <w:rFonts w:ascii="Times New Roman" w:eastAsia="NSimSun" w:hAnsi="Times New Roman" w:cs="Times New Roman"/>
-              </w:rPr>
-              <w:t>粉專經營</w:t>
-            </w:r>
-            <w:proofErr w:type="gramEnd"/>
-            <w:r>
-              <w:rPr>
-                <w:rFonts w:ascii="Times New Roman" w:eastAsia="NSimSun" w:hAnsi="Times New Roman" w:cs="Times New Roman"/>
-              </w:rPr>
-              <w:t xml:space="preserve">　</w:t>
-            </w:r>
-            <w:r>
-              <w:rPr>
-                <w:rFonts w:asciiTheme="minorEastAsia" w:hAnsiTheme="minorEastAsia" w:cs="Times New Roman" w:hint="eastAsia"/>
-              </w:rPr>
-              <w:t xml:space="preserve"> </w:t>
-            </w:r>
-            <w:r>
-              <w:rPr>
-                <w:rFonts w:ascii="Times New Roman" w:eastAsia="NSimSun" w:hAnsi="Times New Roman" w:cs="Times New Roman"/>
-              </w:rPr>
-              <w:t>梁晴朗</w:t>
             </w:r>
           </w:p>
           <w:p>

--- a/templates/editorial_info_template.docx
+++ b/templates/editorial_info_template.docx
@@ -3201,7 +3201,7 @@
               <wp:positionV relativeFrom="paragraph">
                 <wp:posOffset>-434340</wp:posOffset>
               </wp:positionV>
-              <wp:extent cx="2418080" cy="1404620"/>
+              <wp:extent cx="2636520" cy="1404620"/>
               <wp:effectExtent l="0" t="0" r="1270" b="0"/>
               <wp:wrapSquare wrapText="bothSides"/>
               <wp:docPr id="5" name="文字方塊 5"/>
@@ -3217,7 +3217,7 @@
                     <wps:spPr bwMode="auto">
                       <a:xfrm>
                         <a:off x="0" y="0"/>
-                        <a:ext cx="2418080" cy="1404620"/>
+                        <a:ext cx="2636520" cy="1404620"/>
                       </a:xfrm>
                       <a:prstGeom prst="rect">
                         <a:avLst/>
